--- a/Vivox.docx
+++ b/Vivox.docx
@@ -124,6 +124,19 @@
           <w:lang w:val="en"/>
         </w:rPr>
         <w:t xml:space="preserve"> and enable it.  Restart the system and voice should work.</w:t>
+      </w:r>
+    </w:p>
+    <w:p>
+      <w:pPr>
+        <w:rPr>
+          <w:lang w:val="en"/>
+        </w:rPr>
+      </w:pPr>
+      <w:r>
+        <w:rPr>
+          <w:lang w:val="en"/>
+        </w:rPr>
+        <w:t>Vivox and Janus-WebRTC are mutually exclusive: only one voice system can be active at a time.  Both are set up on the same Voice Settings screen, and ticking Enable under Vivox Voice automatically un-ticks Enable under Janus Voice Service.</w:t>
       </w:r>
     </w:p>
     <w:p>
